--- a/production/worksheets/03-ch3-ramp-it-up-student.docx
+++ b/production/worksheets/03-ch3-ramp-it-up-student.docx
@@ -26,7 +26,7 @@
           <w:color w:val="444444"/>
           <w:sz w:val="22"/>
         </w:rPr>
-        <w:t>Chapter 3 · Use with Lesson 4 (Day 1)</w:t>
+        <w:t>Chapter 3 · Week 2 Thursday — Ramp It Up! trials</w:t>
       </w:r>
     </w:p>
     <w:p>

--- a/production/worksheets/03-ch3-ramp-it-up-student.docx
+++ b/production/worksheets/03-ch3-ramp-it-up-student.docx
@@ -24,7 +24,7 @@
           <w:b w:val="0"/>
           <w:i/>
           <w:color w:val="444444"/>
-          <w:sz w:val="22"/>
+          <w:sz w:val="24"/>
         </w:rPr>
         <w:t>Chapter 3 · Week 2 Thursday — Ramp It Up! trials</w:t>
       </w:r>
@@ -95,7 +95,7 @@
           <w:b w:val="0"/>
           <w:i w:val="0"/>
           <w:color w:val="444444"/>
-          <w:sz w:val="22"/>
+          <w:sz w:val="24"/>
         </w:rPr>
         <w:t>At which ramp height do you think the cup will move the farthest? Why?</w:t>
       </w:r>
@@ -189,7 +189,7 @@
           <w:b w:val="0"/>
           <w:i/>
           <w:color w:val="444444"/>
-          <w:sz w:val="20"/>
+          <w:sz w:val="24"/>
         </w:rPr>
         <w:t>We do NOT measure speed or energy — we measure the change the ball causes.</w:t>
       </w:r>
@@ -216,7 +216,7 @@
           <w:b w:val="0"/>
           <w:i w:val="0"/>
           <w:color w:val="444444"/>
-          <w:sz w:val="22"/>
+          <w:sz w:val="24"/>
         </w:rPr>
         <w:t>Run 3 trials at each ramp height. Measure cup displacement in cm. Then find the average.</w:t>
       </w:r>
@@ -247,7 +247,7 @@
               <w:rPr>
                 <w:b/>
                 <w:color w:val="1F3A5F"/>
-                <w:sz w:val="20"/>
+                <w:sz w:val="24"/>
               </w:rPr>
               <w:t>Ramp Height</w:t>
             </w:r>
@@ -264,7 +264,7 @@
               <w:rPr>
                 <w:b/>
                 <w:color w:val="1F3A5F"/>
-                <w:sz w:val="20"/>
+                <w:sz w:val="24"/>
               </w:rPr>
               <w:t>Trial 1 (cm)</w:t>
             </w:r>
@@ -281,7 +281,7 @@
               <w:rPr>
                 <w:b/>
                 <w:color w:val="1F3A5F"/>
-                <w:sz w:val="20"/>
+                <w:sz w:val="24"/>
               </w:rPr>
               <w:t>Trial 2 (cm)</w:t>
             </w:r>
@@ -298,7 +298,7 @@
               <w:rPr>
                 <w:b/>
                 <w:color w:val="1F3A5F"/>
-                <w:sz w:val="20"/>
+                <w:sz w:val="24"/>
               </w:rPr>
               <w:t>Trial 3 (cm)</w:t>
             </w:r>
@@ -315,7 +315,7 @@
               <w:rPr>
                 <w:b/>
                 <w:color w:val="1F3A5F"/>
-                <w:sz w:val="20"/>
+                <w:sz w:val="24"/>
               </w:rPr>
               <w:t>Average Cup Displacement (cm)</w:t>
             </w:r>
@@ -508,7 +508,7 @@
           <w:b w:val="0"/>
           <w:i/>
           <w:color w:val="444444"/>
-          <w:sz w:val="22"/>
+          <w:sz w:val="24"/>
         </w:rPr>
         <w:t>Average Cup Displacement (cm)</w:t>
       </w:r>
@@ -569,7 +569,7 @@
             <w:r/>
             <w:r>
               <w:rPr>
-                <w:sz w:val="18"/>
+                <w:sz w:val="24"/>
               </w:rPr>
               <w:t>30</w:t>
             </w:r>
@@ -609,7 +609,7 @@
             <w:r/>
             <w:r>
               <w:rPr>
-                <w:sz w:val="18"/>
+                <w:sz w:val="24"/>
               </w:rPr>
               <w:t>25</w:t>
             </w:r>
@@ -649,7 +649,7 @@
             <w:r/>
             <w:r>
               <w:rPr>
-                <w:sz w:val="18"/>
+                <w:sz w:val="24"/>
               </w:rPr>
               <w:t>20</w:t>
             </w:r>
@@ -689,7 +689,7 @@
             <w:r/>
             <w:r>
               <w:rPr>
-                <w:sz w:val="18"/>
+                <w:sz w:val="24"/>
               </w:rPr>
               <w:t>15</w:t>
             </w:r>
@@ -729,7 +729,7 @@
             <w:r/>
             <w:r>
               <w:rPr>
-                <w:sz w:val="18"/>
+                <w:sz w:val="24"/>
               </w:rPr>
               <w:t>10</w:t>
             </w:r>
@@ -769,7 +769,7 @@
             <w:r/>
             <w:r>
               <w:rPr>
-                <w:sz w:val="18"/>
+                <w:sz w:val="24"/>
               </w:rPr>
               <w:t>5</w:t>
             </w:r>
@@ -809,7 +809,7 @@
             <w:r/>
             <w:r>
               <w:rPr>
-                <w:sz w:val="18"/>
+                <w:sz w:val="24"/>
               </w:rPr>
               <w:t>0</w:t>
             </w:r>
@@ -855,7 +855,7 @@
             <w:r/>
             <w:r>
               <w:rPr>
-                <w:sz w:val="20"/>
+                <w:sz w:val="24"/>
               </w:rPr>
               <w:t>1 book</w:t>
             </w:r>
@@ -872,7 +872,7 @@
             <w:r/>
             <w:r>
               <w:rPr>
-                <w:sz w:val="20"/>
+                <w:sz w:val="24"/>
               </w:rPr>
               <w:t>2 books</w:t>
             </w:r>
@@ -889,7 +889,7 @@
             <w:r/>
             <w:r>
               <w:rPr>
-                <w:sz w:val="20"/>
+                <w:sz w:val="24"/>
               </w:rPr>
               <w:t>3 books</w:t>
             </w:r>
@@ -906,7 +906,7 @@
         <w:rPr>
           <w:i/>
           <w:color w:val="444444"/>
-          <w:sz w:val="20"/>
+          <w:sz w:val="24"/>
         </w:rPr>
         <w:t>Ramp Height (books)</w:t>
       </w:r>
@@ -938,7 +938,7 @@
           <w:b w:val="0"/>
           <w:i w:val="0"/>
           <w:color w:val="444444"/>
-          <w:sz w:val="22"/>
+          <w:sz w:val="24"/>
         </w:rPr>
         <w:t>What pattern do you notice in your data?</w:t>
       </w:r>
@@ -981,7 +981,7 @@
           <w:b w:val="0"/>
           <w:i w:val="0"/>
           <w:color w:val="444444"/>
-          <w:sz w:val="22"/>
+          <w:sz w:val="24"/>
         </w:rPr>
         <w:t>What does the pattern suggest about speed and energy of motion? (Remember: you did not measure speed or energy.)</w:t>
       </w:r>
@@ -1024,7 +1024,7 @@
           <w:b w:val="0"/>
           <w:i w:val="0"/>
           <w:color w:val="444444"/>
-          <w:sz w:val="22"/>
+          <w:sz w:val="24"/>
         </w:rPr>
         <w:t>Claim: For the SAME ball, faster motion is associated with greater energy of motion.</w:t>
       </w:r>
@@ -1038,7 +1038,7 @@
           <w:b w:val="0"/>
           <w:i w:val="0"/>
           <w:color w:val="444444"/>
-          <w:sz w:val="22"/>
+          <w:sz w:val="24"/>
         </w:rPr>
         <w:t>Evidence: (What did you measure/observe?)</w:t>
       </w:r>
@@ -1068,7 +1068,7 @@
           <w:b w:val="0"/>
           <w:i w:val="0"/>
           <w:color w:val="444444"/>
-          <w:sz w:val="22"/>
+          <w:sz w:val="24"/>
         </w:rPr>
         <w:t>Reasoning: (How does the evidence support the claim?)</w:t>
       </w:r>

--- a/production/worksheets/03-ch3-ramp-it-up-student.docx
+++ b/production/worksheets/03-ch3-ramp-it-up-student.docx
@@ -4,163 +4,16 @@
   <w:body>
     <w:p>
       <w:pPr>
-        <w:spacing w:after="80"/>
+        <w:spacing w:after="120"/>
       </w:pPr>
       <w:r>
         <w:rPr>
+          <w:rFonts w:ascii="Calibri" w:hAnsi="Calibri"/>
           <w:b/>
-          <w:color w:val="1F3A5F"/>
-          <w:sz w:val="44"/>
+          <w:color w:val="1B4FC2"/>
+          <w:sz w:val="36"/>
         </w:rPr>
-        <w:t>Ramp It Up! 2.0 — Investigation</w:t>
-      </w:r>
-    </w:p>
-    <w:p>
-      <w:pPr>
-        <w:spacing w:after="80"/>
-      </w:pPr>
-      <w:r>
-        <w:rPr>
-          <w:b w:val="0"/>
-          <w:i/>
-          <w:color w:val="444444"/>
-          <w:sz w:val="24"/>
-        </w:rPr>
-        <w:t>Chapter 3 · Week 2 Thursday — Ramp It Up! trials</w:t>
-      </w:r>
-    </w:p>
-    <w:p>
-      <w:pPr>
-        <w:spacing w:after="160"/>
-      </w:pPr>
-      <w:r>
-        <w:rPr>
-          <w:sz w:val="24"/>
-        </w:rPr>
-        <w:t>Name: ____________________________</w:t>
-      </w:r>
-      <w:r>
-        <w:rPr>
-          <w:sz w:val="24"/>
-        </w:rPr>
-        <w:t xml:space="preserve">    Date: ________________</w:t>
-      </w:r>
-      <w:r>
-        <w:rPr>
-          <w:sz w:val="24"/>
-        </w:rPr>
-        <w:t xml:space="preserve">    Group: ____________</w:t>
-      </w:r>
-    </w:p>
-    <w:p>
-      <w:pPr>
-        <w:spacing w:before="120" w:after="160"/>
-      </w:pPr>
-      <w:r>
-        <w:rPr>
-          <w:b/>
-          <w:color w:val="C05014"/>
-          <w:sz w:val="26"/>
-        </w:rPr>
-        <w:t xml:space="preserve">BIG QUESTION: </w:t>
-      </w:r>
-      <w:r>
-        <w:rPr>
-          <w:b/>
-          <w:color w:val="1F3A5F"/>
-          <w:sz w:val="26"/>
-        </w:rPr>
-        <w:t>How does ramp height affect the change caused by the same ball?</w:t>
-      </w:r>
-    </w:p>
-    <w:p>
-      <w:pPr>
-        <w:spacing w:before="200" w:after="60"/>
-      </w:pPr>
-      <w:r>
-        <w:rPr>
-          <w:b/>
-          <w:color w:val="C05014"/>
-          <w:sz w:val="26"/>
-        </w:rPr>
-        <w:t>PREDICT</w:t>
-      </w:r>
-    </w:p>
-    <w:p>
-      <w:pPr>
-        <w:spacing w:after="40"/>
-      </w:pPr>
-      <w:r>
-        <w:rPr>
-          <w:b w:val="0"/>
-          <w:i w:val="0"/>
-          <w:color w:val="444444"/>
-          <w:sz w:val="24"/>
-        </w:rPr>
-        <w:t>At which ramp height do you think the cup will move the farthest? Why?</w:t>
-      </w:r>
-    </w:p>
-    <w:p>
-      <w:pPr>
-        <w:spacing w:before="40" w:after="120"/>
-        <w:pBdr>
-          <w:bottom w:val="single" w:sz="6" w:space="1" w:color="999999"/>
-        </w:pBdr>
-      </w:pPr>
-    </w:p>
-    <w:p>
-      <w:pPr>
-        <w:spacing w:before="40" w:after="120"/>
-        <w:pBdr>
-          <w:bottom w:val="single" w:sz="6" w:space="1" w:color="999999"/>
-        </w:pBdr>
-      </w:pPr>
-    </w:p>
-    <w:p>
-      <w:pPr>
-        <w:spacing w:before="200" w:after="60"/>
-      </w:pPr>
-      <w:r>
-        <w:rPr>
-          <w:b/>
-          <w:color w:val="C05014"/>
-          <w:sz w:val="26"/>
-        </w:rPr>
-        <w:t>FAIR TEST</w:t>
-      </w:r>
-    </w:p>
-    <w:p>
-      <w:pPr>
-        <w:spacing w:after="40"/>
-      </w:pPr>
-      <w:r>
-        <w:rPr>
-          <w:b/>
-        </w:rPr>
-        <w:t xml:space="preserve">We change: </w:t>
-      </w:r>
-      <w:r>
-        <w:rPr>
-          <w:color w:val="1F3A5F"/>
-        </w:rPr>
-        <w:t>ramp height (1 book · 2 books · 3 books)</w:t>
-      </w:r>
-    </w:p>
-    <w:p>
-      <w:pPr>
-        <w:spacing w:after="40"/>
-      </w:pPr>
-      <w:r>
-        <w:rPr>
-          <w:b/>
-        </w:rPr>
-        <w:t xml:space="preserve">We keep the same: </w:t>
-      </w:r>
-      <w:r>
-        <w:rPr>
-          <w:color w:val="1F3A5F"/>
-        </w:rPr>
-        <w:t>ball · target cup · surface · release point · measurement method</w:t>
+        <w:t>Ramp It Up 2.0</w:t>
       </w:r>
     </w:p>
     <w:p>
@@ -169,929 +22,315 @@
       </w:pPr>
       <w:r>
         <w:rPr>
+          <w:rFonts w:ascii="Calibri" w:hAnsi="Calibri"/>
           <w:b/>
+          <w:color w:val="1A1D26"/>
+          <w:sz w:val="24"/>
         </w:rPr>
-        <w:t xml:space="preserve">We measure: </w:t>
-      </w:r>
-      <w:r>
-        <w:rPr>
-          <w:color w:val="1F3A5F"/>
-        </w:rPr>
-        <w:t>cup displacement in cm (how far the cup moves)</w:t>
+        <w:t>Chapter 3  ·  REQUIRED  ·  Tuesday and Wednesday</w:t>
       </w:r>
     </w:p>
     <w:p>
       <w:pPr>
-        <w:spacing w:after="80"/>
+        <w:spacing w:after="120"/>
       </w:pPr>
       <w:r>
         <w:rPr>
+          <w:rFonts w:ascii="Calibri" w:hAnsi="Calibri"/>
           <w:b w:val="0"/>
-          <w:i/>
-          <w:color w:val="444444"/>
-          <w:sz w:val="24"/>
+          <w:color w:val="1A1D26"/>
+          <w:sz w:val="28"/>
         </w:rPr>
-        <w:t>We do NOT measure speed or energy — we measure the change the ball causes.</w:t>
+        <w:t>Name ______________________________    Date ______________</w:t>
       </w:r>
     </w:p>
     <w:p>
       <w:pPr>
-        <w:spacing w:before="200" w:after="60"/>
+        <w:spacing w:after="120"/>
       </w:pPr>
       <w:r>
         <w:rPr>
-          <w:b/>
-          <w:color w:val="C05014"/>
-          <w:sz w:val="26"/>
+          <w:rFonts w:ascii="Calibri" w:hAnsi="Calibri"/>
+          <w:b w:val="0"/>
+          <w:color w:val="1A1D26"/>
+          <w:sz w:val="28"/>
         </w:rPr>
-        <w:t>DATA TABLE</w:t>
+        <w:t>One ball. Measure the vertical ramp height in centimeters. Measure how far the cup moves in centimeters.</w:t>
       </w:r>
     </w:p>
     <w:p>
       <w:pPr>
-        <w:spacing w:after="60"/>
+        <w:spacing w:after="120"/>
       </w:pPr>
       <w:r>
         <w:rPr>
+          <w:rFonts w:ascii="Calibri" w:hAnsi="Calibri"/>
           <w:b w:val="0"/>
-          <w:i w:val="0"/>
-          <w:color w:val="444444"/>
-          <w:sz w:val="24"/>
+          <w:color w:val="1A1D26"/>
+          <w:sz w:val="28"/>
         </w:rPr>
-        <w:t>Run 3 trials at each ramp height. Measure cup displacement in cm. Then find the average.</w:t>
+        <w:t>Roll once to calibrate. Do not record that roll. Then record three trials at each height. That is nine measured trials.</w:t>
+      </w:r>
+    </w:p>
+    <w:p>
+      <w:pPr>
+        <w:spacing w:after="120"/>
+      </w:pPr>
+      <w:r>
+        <w:rPr>
+          <w:rFonts w:ascii="Calibri" w:hAnsi="Calibri"/>
+          <w:b w:val="0"/>
+          <w:color w:val="1A1D26"/>
+          <w:sz w:val="28"/>
+        </w:rPr>
+        <w:t>Ramp height is not a speed. Do not write a speed number.</w:t>
       </w:r>
     </w:p>
     <w:tbl>
       <w:tblPr>
-        <w:tblStyle w:val="TableGrid"/>
         <w:tblW w:type="auto" w:w="0"/>
-        <w:tblLayout w:type="fixed"/>
         <w:tblLook w:firstColumn="1" w:firstRow="1" w:lastColumn="0" w:lastRow="0" w:noHBand="0" w:noVBand="1" w:val="04A0"/>
       </w:tblPr>
       <w:tblGrid>
-        <w:gridCol w:w="2822"/>
-        <w:gridCol w:w="2822"/>
-        <w:gridCol w:w="2822"/>
-        <w:gridCol w:w="2822"/>
-        <w:gridCol w:w="2822"/>
+        <w:gridCol w:w="2045"/>
+        <w:gridCol w:w="2045"/>
+        <w:gridCol w:w="2045"/>
+        <w:gridCol w:w="2045"/>
+        <w:gridCol w:w="2045"/>
       </w:tblGrid>
       <w:tr>
         <w:tc>
           <w:tcPr>
-            <w:tcW w:type="dxa" w:w="1872"/>
-            <w:shd w:fill="E8EDF4"/>
+            <w:tcW w:type="dxa" w:w="2045"/>
           </w:tcPr>
           <w:p>
-            <w:r/>
             <w:r>
-              <w:rPr>
-                <w:b/>
-                <w:color w:val="1F3A5F"/>
-                <w:sz w:val="24"/>
-              </w:rPr>
-              <w:t>Ramp Height</w:t>
+              <w:t>Books</w:t>
             </w:r>
           </w:p>
         </w:tc>
         <w:tc>
           <w:tcPr>
-            <w:tcW w:type="dxa" w:w="2016"/>
-            <w:shd w:fill="E8EDF4"/>
+            <w:tcW w:type="dxa" w:w="2045"/>
           </w:tcPr>
           <w:p>
-            <w:r/>
             <w:r>
-              <w:rPr>
-                <w:b/>
-                <w:color w:val="1F3A5F"/>
-                <w:sz w:val="24"/>
-              </w:rPr>
+              <w:t>Ramp height (cm)</w:t>
+            </w:r>
+          </w:p>
+        </w:tc>
+        <w:tc>
+          <w:tcPr>
+            <w:tcW w:type="dxa" w:w="2045"/>
+          </w:tcPr>
+          <w:p>
+            <w:r>
               <w:t>Trial 1 (cm)</w:t>
             </w:r>
           </w:p>
         </w:tc>
         <w:tc>
           <w:tcPr>
-            <w:tcW w:type="dxa" w:w="2016"/>
-            <w:shd w:fill="E8EDF4"/>
+            <w:tcW w:type="dxa" w:w="2045"/>
           </w:tcPr>
           <w:p>
-            <w:r/>
             <w:r>
-              <w:rPr>
-                <w:b/>
-                <w:color w:val="1F3A5F"/>
-                <w:sz w:val="24"/>
-              </w:rPr>
               <w:t>Trial 2 (cm)</w:t>
             </w:r>
           </w:p>
         </w:tc>
         <w:tc>
           <w:tcPr>
-            <w:tcW w:type="dxa" w:w="2016"/>
-            <w:shd w:fill="E8EDF4"/>
+            <w:tcW w:type="dxa" w:w="2045"/>
           </w:tcPr>
           <w:p>
-            <w:r/>
             <w:r>
-              <w:rPr>
-                <w:b/>
-                <w:color w:val="1F3A5F"/>
-                <w:sz w:val="24"/>
-              </w:rPr>
               <w:t>Trial 3 (cm)</w:t>
+            </w:r>
+          </w:p>
+        </w:tc>
+      </w:tr>
+      <w:tr>
+        <w:tc>
+          <w:tcPr>
+            <w:tcW w:type="dxa" w:w="2045"/>
+          </w:tcPr>
+          <w:p>
+            <w:r>
+              <w:t>1</w:t>
             </w:r>
           </w:p>
         </w:tc>
         <w:tc>
           <w:tcPr>
-            <w:tcW w:type="dxa" w:w="3312"/>
-            <w:shd w:fill="E8EDF4"/>
+            <w:tcW w:type="dxa" w:w="2045"/>
           </w:tcPr>
-          <w:p>
-            <w:r/>
-            <w:r>
-              <w:rPr>
-                <w:b/>
-                <w:color w:val="1F3A5F"/>
-                <w:sz w:val="24"/>
-              </w:rPr>
-              <w:t>Average Cup Displacement (cm)</w:t>
-            </w:r>
-          </w:p>
+          <w:p/>
+        </w:tc>
+        <w:tc>
+          <w:tcPr>
+            <w:tcW w:type="dxa" w:w="2045"/>
+          </w:tcPr>
+          <w:p/>
+        </w:tc>
+        <w:tc>
+          <w:tcPr>
+            <w:tcW w:type="dxa" w:w="2045"/>
+          </w:tcPr>
+          <w:p/>
+        </w:tc>
+        <w:tc>
+          <w:tcPr>
+            <w:tcW w:type="dxa" w:w="2045"/>
+          </w:tcPr>
+          <w:p/>
         </w:tc>
       </w:tr>
       <w:tr>
-        <w:trPr>
-          <w:trHeight w:val="1008" w:hRule="atLeast"/>
-        </w:trPr>
         <w:tc>
           <w:tcPr>
-            <w:tcW w:type="dxa" w:w="1872"/>
+            <w:tcW w:type="dxa" w:w="2045"/>
           </w:tcPr>
           <w:p>
-            <w:r/>
             <w:r>
-              <w:t>1 book</w:t>
+              <w:t>2</w:t>
             </w:r>
           </w:p>
         </w:tc>
         <w:tc>
           <w:tcPr>
-            <w:tcW w:type="dxa" w:w="2016"/>
+            <w:tcW w:type="dxa" w:w="2045"/>
           </w:tcPr>
-          <w:p>
-            <w:r/>
-          </w:p>
+          <w:p/>
         </w:tc>
         <w:tc>
           <w:tcPr>
-            <w:tcW w:type="dxa" w:w="2016"/>
+            <w:tcW w:type="dxa" w:w="2045"/>
           </w:tcPr>
-          <w:p>
-            <w:r/>
-          </w:p>
+          <w:p/>
         </w:tc>
         <w:tc>
           <w:tcPr>
-            <w:tcW w:type="dxa" w:w="2016"/>
+            <w:tcW w:type="dxa" w:w="2045"/>
           </w:tcPr>
-          <w:p>
-            <w:r/>
-          </w:p>
+          <w:p/>
         </w:tc>
         <w:tc>
           <w:tcPr>
-            <w:tcW w:type="dxa" w:w="3312"/>
+            <w:tcW w:type="dxa" w:w="2045"/>
           </w:tcPr>
-          <w:p>
-            <w:r/>
-          </w:p>
+          <w:p/>
         </w:tc>
       </w:tr>
       <w:tr>
-        <w:trPr>
-          <w:trHeight w:val="1008" w:hRule="atLeast"/>
-        </w:trPr>
         <w:tc>
           <w:tcPr>
-            <w:tcW w:type="dxa" w:w="1872"/>
+            <w:tcW w:type="dxa" w:w="2045"/>
           </w:tcPr>
           <w:p>
-            <w:r/>
             <w:r>
-              <w:t>2 books</w:t>
+              <w:t>3</w:t>
             </w:r>
           </w:p>
         </w:tc>
         <w:tc>
           <w:tcPr>
-            <w:tcW w:type="dxa" w:w="2016"/>
-          </w:tcPr>
-          <w:p>
-            <w:r/>
-          </w:p>
-        </w:tc>
-        <w:tc>
-          <w:tcPr>
-            <w:tcW w:type="dxa" w:w="2016"/>
-          </w:tcPr>
-          <w:p>
-            <w:r/>
-          </w:p>
-        </w:tc>
-        <w:tc>
-          <w:tcPr>
-            <w:tcW w:type="dxa" w:w="2016"/>
-          </w:tcPr>
-          <w:p>
-            <w:r/>
-          </w:p>
-        </w:tc>
-        <w:tc>
-          <w:tcPr>
-            <w:tcW w:type="dxa" w:w="3312"/>
-          </w:tcPr>
-          <w:p>
-            <w:r/>
-          </w:p>
-        </w:tc>
-      </w:tr>
-      <w:tr>
-        <w:trPr>
-          <w:trHeight w:val="1008" w:hRule="atLeast"/>
-        </w:trPr>
-        <w:tc>
-          <w:tcPr>
-            <w:tcW w:type="dxa" w:w="1872"/>
-          </w:tcPr>
-          <w:p>
-            <w:r/>
-            <w:r>
-              <w:t>3 books</w:t>
-            </w:r>
-          </w:p>
-        </w:tc>
-        <w:tc>
-          <w:tcPr>
-            <w:tcW w:type="dxa" w:w="2016"/>
-          </w:tcPr>
-          <w:p>
-            <w:r/>
-          </w:p>
-        </w:tc>
-        <w:tc>
-          <w:tcPr>
-            <w:tcW w:type="dxa" w:w="2016"/>
-          </w:tcPr>
-          <w:p>
-            <w:r/>
-          </w:p>
-        </w:tc>
-        <w:tc>
-          <w:tcPr>
-            <w:tcW w:type="dxa" w:w="2016"/>
-          </w:tcPr>
-          <w:p>
-            <w:r/>
-          </w:p>
-        </w:tc>
-        <w:tc>
-          <w:tcPr>
-            <w:tcW w:type="dxa" w:w="3312"/>
-          </w:tcPr>
-          <w:p>
-            <w:r/>
-          </w:p>
-        </w:tc>
-      </w:tr>
-    </w:tbl>
-    <w:p>
-      <w:r>
-        <w:br w:type="page"/>
-      </w:r>
-    </w:p>
-    <w:p>
-      <w:pPr>
-        <w:spacing w:before="200" w:after="60"/>
-      </w:pPr>
-      <w:r>
-        <w:rPr>
-          <w:b/>
-          <w:color w:val="C05014"/>
-          <w:sz w:val="26"/>
-        </w:rPr>
-        <w:t>GRAPH</w:t>
-      </w:r>
-    </w:p>
-    <w:p>
-      <w:pPr>
-        <w:spacing w:after="40"/>
-        <w:jc w:val="center"/>
-      </w:pPr>
-      <w:r>
-        <w:rPr>
-          <w:b/>
-          <w:color w:val="1F3A5F"/>
-          <w:sz w:val="28"/>
-        </w:rPr>
-        <w:t>Ramp Height vs. Average Cup Displacement</w:t>
-      </w:r>
-    </w:p>
-    <w:p>
-      <w:pPr>
-        <w:spacing w:after="40"/>
-      </w:pPr>
-      <w:r>
-        <w:rPr>
-          <w:b w:val="0"/>
-          <w:i/>
-          <w:color w:val="444444"/>
-          <w:sz w:val="24"/>
-        </w:rPr>
-        <w:t>Average Cup Displacement (cm)</w:t>
-      </w:r>
-    </w:p>
-    <w:tbl>
-      <w:tblPr>
-        <w:tblStyle w:val="TableGrid"/>
-        <w:tblW w:type="auto" w:w="0"/>
-        <w:tblLayout w:type="fixed"/>
-        <w:tblLook w:firstColumn="1" w:firstRow="1" w:lastColumn="0" w:lastRow="0" w:noHBand="0" w:noVBand="1" w:val="04A0"/>
-      </w:tblPr>
-      <w:tblGrid>
-        <w:gridCol w:w="3528"/>
-        <w:gridCol w:w="3528"/>
-        <w:gridCol w:w="3528"/>
-        <w:gridCol w:w="3528"/>
-      </w:tblGrid>
-      <w:tr>
-        <w:tc>
-          <w:tcPr>
-            <w:tcW w:type="dxa" w:w="3528"/>
-          </w:tcPr>
-          <w:p>
-            <w:r/>
-          </w:p>
-        </w:tc>
-        <w:tc>
-          <w:tcPr>
-            <w:tcW w:type="dxa" w:w="3528"/>
+            <w:tcW w:type="dxa" w:w="2045"/>
           </w:tcPr>
           <w:p/>
         </w:tc>
         <w:tc>
           <w:tcPr>
-            <w:tcW w:type="dxa" w:w="3528"/>
+            <w:tcW w:type="dxa" w:w="2045"/>
           </w:tcPr>
           <w:p/>
         </w:tc>
         <w:tc>
           <w:tcPr>
-            <w:tcW w:type="dxa" w:w="3528"/>
-          </w:tcPr>
-          <w:p/>
-        </w:tc>
-      </w:tr>
-      <w:tr>
-        <w:trPr>
-          <w:trHeight w:val="576" w:hRule="atLeast"/>
-        </w:trPr>
-        <w:tc>
-          <w:tcPr>
-            <w:tcW w:type="dxa" w:w="3528"/>
-          </w:tcPr>
-          <w:p>
-            <w:pPr>
-              <w:jc w:val="right"/>
-            </w:pPr>
-            <w:r/>
-            <w:r>
-              <w:rPr>
-                <w:sz w:val="24"/>
-              </w:rPr>
-              <w:t>30</w:t>
-            </w:r>
-          </w:p>
-        </w:tc>
-        <w:tc>
-          <w:tcPr>
-            <w:tcW w:type="dxa" w:w="3528"/>
+            <w:tcW w:type="dxa" w:w="2045"/>
           </w:tcPr>
           <w:p/>
         </w:tc>
         <w:tc>
           <w:tcPr>
-            <w:tcW w:type="dxa" w:w="3528"/>
+            <w:tcW w:type="dxa" w:w="2045"/>
           </w:tcPr>
           <w:p/>
-        </w:tc>
-        <w:tc>
-          <w:tcPr>
-            <w:tcW w:type="dxa" w:w="3528"/>
-          </w:tcPr>
-          <w:p/>
-        </w:tc>
-      </w:tr>
-      <w:tr>
-        <w:trPr>
-          <w:trHeight w:val="576" w:hRule="atLeast"/>
-        </w:trPr>
-        <w:tc>
-          <w:tcPr>
-            <w:tcW w:type="dxa" w:w="3528"/>
-          </w:tcPr>
-          <w:p>
-            <w:pPr>
-              <w:jc w:val="right"/>
-            </w:pPr>
-            <w:r/>
-            <w:r>
-              <w:rPr>
-                <w:sz w:val="24"/>
-              </w:rPr>
-              <w:t>25</w:t>
-            </w:r>
-          </w:p>
-        </w:tc>
-        <w:tc>
-          <w:tcPr>
-            <w:tcW w:type="dxa" w:w="3528"/>
-          </w:tcPr>
-          <w:p/>
-        </w:tc>
-        <w:tc>
-          <w:tcPr>
-            <w:tcW w:type="dxa" w:w="3528"/>
-          </w:tcPr>
-          <w:p/>
-        </w:tc>
-        <w:tc>
-          <w:tcPr>
-            <w:tcW w:type="dxa" w:w="3528"/>
-          </w:tcPr>
-          <w:p/>
-        </w:tc>
-      </w:tr>
-      <w:tr>
-        <w:trPr>
-          <w:trHeight w:val="576" w:hRule="atLeast"/>
-        </w:trPr>
-        <w:tc>
-          <w:tcPr>
-            <w:tcW w:type="dxa" w:w="3528"/>
-          </w:tcPr>
-          <w:p>
-            <w:pPr>
-              <w:jc w:val="right"/>
-            </w:pPr>
-            <w:r/>
-            <w:r>
-              <w:rPr>
-                <w:sz w:val="24"/>
-              </w:rPr>
-              <w:t>20</w:t>
-            </w:r>
-          </w:p>
-        </w:tc>
-        <w:tc>
-          <w:tcPr>
-            <w:tcW w:type="dxa" w:w="3528"/>
-          </w:tcPr>
-          <w:p/>
-        </w:tc>
-        <w:tc>
-          <w:tcPr>
-            <w:tcW w:type="dxa" w:w="3528"/>
-          </w:tcPr>
-          <w:p/>
-        </w:tc>
-        <w:tc>
-          <w:tcPr>
-            <w:tcW w:type="dxa" w:w="3528"/>
-          </w:tcPr>
-          <w:p/>
-        </w:tc>
-      </w:tr>
-      <w:tr>
-        <w:trPr>
-          <w:trHeight w:val="576" w:hRule="atLeast"/>
-        </w:trPr>
-        <w:tc>
-          <w:tcPr>
-            <w:tcW w:type="dxa" w:w="3528"/>
-          </w:tcPr>
-          <w:p>
-            <w:pPr>
-              <w:jc w:val="right"/>
-            </w:pPr>
-            <w:r/>
-            <w:r>
-              <w:rPr>
-                <w:sz w:val="24"/>
-              </w:rPr>
-              <w:t>15</w:t>
-            </w:r>
-          </w:p>
-        </w:tc>
-        <w:tc>
-          <w:tcPr>
-            <w:tcW w:type="dxa" w:w="3528"/>
-          </w:tcPr>
-          <w:p/>
-        </w:tc>
-        <w:tc>
-          <w:tcPr>
-            <w:tcW w:type="dxa" w:w="3528"/>
-          </w:tcPr>
-          <w:p/>
-        </w:tc>
-        <w:tc>
-          <w:tcPr>
-            <w:tcW w:type="dxa" w:w="3528"/>
-          </w:tcPr>
-          <w:p/>
-        </w:tc>
-      </w:tr>
-      <w:tr>
-        <w:trPr>
-          <w:trHeight w:val="576" w:hRule="atLeast"/>
-        </w:trPr>
-        <w:tc>
-          <w:tcPr>
-            <w:tcW w:type="dxa" w:w="3528"/>
-          </w:tcPr>
-          <w:p>
-            <w:pPr>
-              <w:jc w:val="right"/>
-            </w:pPr>
-            <w:r/>
-            <w:r>
-              <w:rPr>
-                <w:sz w:val="24"/>
-              </w:rPr>
-              <w:t>10</w:t>
-            </w:r>
-          </w:p>
-        </w:tc>
-        <w:tc>
-          <w:tcPr>
-            <w:tcW w:type="dxa" w:w="3528"/>
-          </w:tcPr>
-          <w:p/>
-        </w:tc>
-        <w:tc>
-          <w:tcPr>
-            <w:tcW w:type="dxa" w:w="3528"/>
-          </w:tcPr>
-          <w:p/>
-        </w:tc>
-        <w:tc>
-          <w:tcPr>
-            <w:tcW w:type="dxa" w:w="3528"/>
-          </w:tcPr>
-          <w:p/>
-        </w:tc>
-      </w:tr>
-      <w:tr>
-        <w:trPr>
-          <w:trHeight w:val="576" w:hRule="atLeast"/>
-        </w:trPr>
-        <w:tc>
-          <w:tcPr>
-            <w:tcW w:type="dxa" w:w="3528"/>
-          </w:tcPr>
-          <w:p>
-            <w:pPr>
-              <w:jc w:val="right"/>
-            </w:pPr>
-            <w:r/>
-            <w:r>
-              <w:rPr>
-                <w:sz w:val="24"/>
-              </w:rPr>
-              <w:t>5</w:t>
-            </w:r>
-          </w:p>
-        </w:tc>
-        <w:tc>
-          <w:tcPr>
-            <w:tcW w:type="dxa" w:w="3528"/>
-          </w:tcPr>
-          <w:p/>
-        </w:tc>
-        <w:tc>
-          <w:tcPr>
-            <w:tcW w:type="dxa" w:w="3528"/>
-          </w:tcPr>
-          <w:p/>
-        </w:tc>
-        <w:tc>
-          <w:tcPr>
-            <w:tcW w:type="dxa" w:w="3528"/>
-          </w:tcPr>
-          <w:p/>
-        </w:tc>
-      </w:tr>
-      <w:tr>
-        <w:trPr>
-          <w:trHeight w:val="576" w:hRule="atLeast"/>
-        </w:trPr>
-        <w:tc>
-          <w:tcPr>
-            <w:tcW w:type="dxa" w:w="3528"/>
-          </w:tcPr>
-          <w:p>
-            <w:pPr>
-              <w:jc w:val="right"/>
-            </w:pPr>
-            <w:r/>
-            <w:r>
-              <w:rPr>
-                <w:sz w:val="24"/>
-              </w:rPr>
-              <w:t>0</w:t>
-            </w:r>
-          </w:p>
-        </w:tc>
-        <w:tc>
-          <w:tcPr>
-            <w:tcW w:type="dxa" w:w="3528"/>
-          </w:tcPr>
-          <w:p/>
-        </w:tc>
-        <w:tc>
-          <w:tcPr>
-            <w:tcW w:type="dxa" w:w="3528"/>
-          </w:tcPr>
-          <w:p/>
-        </w:tc>
-        <w:tc>
-          <w:tcPr>
-            <w:tcW w:type="dxa" w:w="3528"/>
-          </w:tcPr>
-          <w:p/>
-        </w:tc>
-      </w:tr>
-      <w:tr>
-        <w:trPr>
-          <w:trHeight w:val="576" w:hRule="atLeast"/>
-        </w:trPr>
-        <w:tc>
-          <w:tcPr>
-            <w:tcW w:type="dxa" w:w="3528"/>
-          </w:tcPr>
-          <w:p/>
-        </w:tc>
-        <w:tc>
-          <w:tcPr>
-            <w:tcW w:type="dxa" w:w="3528"/>
-          </w:tcPr>
-          <w:p>
-            <w:pPr>
-              <w:jc w:val="center"/>
-            </w:pPr>
-            <w:r/>
-            <w:r>
-              <w:rPr>
-                <w:sz w:val="24"/>
-              </w:rPr>
-              <w:t>1 book</w:t>
-            </w:r>
-          </w:p>
-        </w:tc>
-        <w:tc>
-          <w:tcPr>
-            <w:tcW w:type="dxa" w:w="3528"/>
-          </w:tcPr>
-          <w:p>
-            <w:pPr>
-              <w:jc w:val="center"/>
-            </w:pPr>
-            <w:r/>
-            <w:r>
-              <w:rPr>
-                <w:sz w:val="24"/>
-              </w:rPr>
-              <w:t>2 books</w:t>
-            </w:r>
-          </w:p>
-        </w:tc>
-        <w:tc>
-          <w:tcPr>
-            <w:tcW w:type="dxa" w:w="3528"/>
-          </w:tcPr>
-          <w:p>
-            <w:pPr>
-              <w:jc w:val="center"/>
-            </w:pPr>
-            <w:r/>
-            <w:r>
-              <w:rPr>
-                <w:sz w:val="24"/>
-              </w:rPr>
-              <w:t>3 books</w:t>
-            </w:r>
-          </w:p>
         </w:tc>
       </w:tr>
     </w:tbl>
     <w:p>
       <w:pPr>
-        <w:spacing w:before="20"/>
-        <w:jc w:val="center"/>
+        <w:spacing w:after="120"/>
       </w:pPr>
       <w:r>
         <w:rPr>
-          <w:i/>
-          <w:color w:val="444444"/>
-          <w:sz w:val="24"/>
+          <w:rFonts w:ascii="Calibri" w:hAnsi="Calibri"/>
+          <w:b w:val="0"/>
+          <w:color w:val="1A1D26"/>
+          <w:sz w:val="28"/>
         </w:rPr>
-        <w:t>Ramp Height (books)</w:t>
-      </w:r>
-    </w:p>
-    <w:p>
-      <w:r>
-        <w:br w:type="page"/>
       </w:r>
     </w:p>
     <w:p>
       <w:pPr>
-        <w:spacing w:before="200" w:after="60"/>
+        <w:spacing w:after="120"/>
       </w:pPr>
       <w:r>
         <w:rPr>
+          <w:rFonts w:ascii="Calibri" w:hAnsi="Calibri"/>
           <w:b/>
-          <w:color w:val="C05014"/>
-          <w:sz w:val="26"/>
+          <w:color w:val="1A1D26"/>
+          <w:sz w:val="28"/>
         </w:rPr>
-        <w:t>OBSERVE</w:t>
+        <w:t>Average cup movement (cm):   1 book ________    2 books ________    3 books ________</w:t>
       </w:r>
     </w:p>
     <w:p>
       <w:pPr>
-        <w:spacing w:after="40"/>
+        <w:spacing w:after="120"/>
       </w:pPr>
       <w:r>
         <w:rPr>
+          <w:rFonts w:ascii="Calibri" w:hAnsi="Calibri"/>
           <w:b w:val="0"/>
-          <w:i w:val="0"/>
-          <w:color w:val="444444"/>
-          <w:sz w:val="24"/>
+          <w:color w:val="1A1D26"/>
+          <w:sz w:val="28"/>
         </w:rPr>
-        <w:t>What pattern do you notice in your data?</w:t>
+        <w:t>Graph: ramp height (cm) on one axis. Average cup movement (cm) on the other. Do not label an axis as speed.</w:t>
       </w:r>
     </w:p>
     <w:p>
       <w:pPr>
-        <w:spacing w:before="40" w:after="120"/>
-        <w:pBdr>
-          <w:bottom w:val="single" w:sz="6" w:space="1" w:color="999999"/>
-        </w:pBdr>
-      </w:pPr>
-    </w:p>
-    <w:p>
-      <w:pPr>
-        <w:spacing w:before="40" w:after="120"/>
-        <w:pBdr>
-          <w:bottom w:val="single" w:sz="6" w:space="1" w:color="999999"/>
-        </w:pBdr>
-      </w:pPr>
-    </w:p>
-    <w:p>
-      <w:pPr>
-        <w:spacing w:before="200" w:after="60"/>
+        <w:spacing w:after="120"/>
       </w:pPr>
       <w:r>
         <w:rPr>
-          <w:b/>
-          <w:color w:val="C05014"/>
-          <w:sz w:val="26"/>
+          <w:rFonts w:ascii="Calibri" w:hAnsi="Calibri"/>
+          <w:b w:val="0"/>
+          <w:color w:val="1A1D26"/>
+          <w:sz w:val="28"/>
         </w:rPr>
-        <w:t>INFER</w:t>
+        <w:t>Challenge: move the cup as close as you can to 30 cm without going past.</w:t>
       </w:r>
     </w:p>
     <w:p>
       <w:pPr>
-        <w:spacing w:after="40"/>
+        <w:spacing w:after="120"/>
       </w:pPr>
       <w:r>
         <w:rPr>
+          <w:rFonts w:ascii="Calibri" w:hAnsi="Calibri"/>
           <w:b w:val="0"/>
-          <w:i w:val="0"/>
-          <w:color w:val="444444"/>
-          <w:sz w:val="24"/>
+          <w:color w:val="1A1D26"/>
+          <w:sz w:val="28"/>
         </w:rPr>
-        <w:t>What does the pattern suggest about speed and energy of motion? (Remember: you did not measure speed or energy.)</w:t>
+        <w:t>My closest result: ________ cm. Did it go past 30 cm?  yes / no</w:t>
       </w:r>
     </w:p>
-    <w:p>
-      <w:pPr>
-        <w:spacing w:before="40" w:after="120"/>
-        <w:pBdr>
-          <w:bottom w:val="single" w:sz="6" w:space="1" w:color="999999"/>
-        </w:pBdr>
-      </w:pPr>
-    </w:p>
-    <w:p>
-      <w:pPr>
-        <w:spacing w:before="40" w:after="120"/>
-        <w:pBdr>
-          <w:bottom w:val="single" w:sz="6" w:space="1" w:color="999999"/>
-        </w:pBdr>
-      </w:pPr>
-    </w:p>
-    <w:p>
-      <w:pPr>
-        <w:spacing w:before="200" w:after="60"/>
-      </w:pPr>
-      <w:r>
-        <w:rPr>
-          <w:b/>
-          <w:color w:val="C05014"/>
-          <w:sz w:val="26"/>
-        </w:rPr>
-        <w:t>EXPLAIN</w:t>
-      </w:r>
-    </w:p>
-    <w:p>
-      <w:pPr>
-        <w:spacing w:after="40"/>
-      </w:pPr>
-      <w:r>
-        <w:rPr>
-          <w:b w:val="0"/>
-          <w:i w:val="0"/>
-          <w:color w:val="444444"/>
-          <w:sz w:val="24"/>
-        </w:rPr>
-        <w:t>Claim: For the SAME ball, faster motion is associated with greater energy of motion.</w:t>
-      </w:r>
-    </w:p>
-    <w:p>
-      <w:pPr>
-        <w:spacing w:after="40"/>
-      </w:pPr>
-      <w:r>
-        <w:rPr>
-          <w:b w:val="0"/>
-          <w:i w:val="0"/>
-          <w:color w:val="444444"/>
-          <w:sz w:val="24"/>
-        </w:rPr>
-        <w:t>Evidence: (What did you measure/observe?)</w:t>
-      </w:r>
-    </w:p>
-    <w:p>
-      <w:pPr>
-        <w:spacing w:before="40" w:after="120"/>
-        <w:pBdr>
-          <w:bottom w:val="single" w:sz="6" w:space="1" w:color="999999"/>
-        </w:pBdr>
-      </w:pPr>
-    </w:p>
-    <w:p>
-      <w:pPr>
-        <w:spacing w:before="40" w:after="120"/>
-        <w:pBdr>
-          <w:bottom w:val="single" w:sz="6" w:space="1" w:color="999999"/>
-        </w:pBdr>
-      </w:pPr>
-    </w:p>
-    <w:p>
-      <w:pPr>
-        <w:spacing w:after="40"/>
-      </w:pPr>
-      <w:r>
-        <w:rPr>
-          <w:b w:val="0"/>
-          <w:i w:val="0"/>
-          <w:color w:val="444444"/>
-          <w:sz w:val="24"/>
-        </w:rPr>
-        <w:t>Reasoning: (How does the evidence support the claim?)</w:t>
-      </w:r>
-    </w:p>
-    <w:p>
-      <w:pPr>
-        <w:spacing w:before="40" w:after="120"/>
-        <w:pBdr>
-          <w:bottom w:val="single" w:sz="6" w:space="1" w:color="999999"/>
-        </w:pBdr>
-      </w:pPr>
-    </w:p>
-    <w:p>
-      <w:pPr>
-        <w:spacing w:before="40" w:after="120"/>
-        <w:pBdr>
-          <w:bottom w:val="single" w:sz="6" w:space="1" w:color="999999"/>
-        </w:pBdr>
-      </w:pPr>
-    </w:p>
     <w:sectPr>
-      <w:pgSz w:w="15840" w:h="12240" w:orient="landscape"/>
-      <w:pgMar w:top="720" w:right="864" w:bottom="720" w:left="864" w:header="720" w:footer="720" w:gutter="0"/>
+      <w:pgSz w:w="12240" w:h="15840"/>
+      <w:pgMar w:top="864" w:right="1008" w:bottom="864" w:left="1008" w:header="720" w:footer="720" w:gutter="0"/>
       <w:cols w:space="720"/>
       <w:docGrid w:linePitch="360"/>
     </w:sectPr>
@@ -1463,8 +702,9 @@
     <w:qFormat/>
     <w:rsid w:val="00FC693F"/>
     <w:rPr>
-      <w:rFonts w:ascii="Arial" w:hAnsi="Arial" w:eastAsia="Arial"/>
-      <w:sz w:val="22"/>
+      <w:rFonts w:ascii="Calibri" w:hAnsi="Calibri"/>
+      <w:color w:val="1A1D26"/>
+      <w:sz w:val="28"/>
     </w:rPr>
   </w:style>
   <w:style w:type="paragraph" w:styleId="Header">

--- a/production/worksheets/03-ch3-ramp-it-up-student.docx
+++ b/production/worksheets/03-ch3-ramp-it-up-student.docx
@@ -51,11 +51,95 @@
       <w:r>
         <w:rPr>
           <w:rFonts w:ascii="Calibri" w:hAnsi="Calibri"/>
+          <w:b/>
+          <w:color w:val="1A1D26"/>
+          <w:sz w:val="28"/>
+        </w:rPr>
+        <w:t>QUESTION: How does changing ramp height affect the change caused by the same ball?</w:t>
+      </w:r>
+    </w:p>
+    <w:p>
+      <w:pPr>
+        <w:spacing w:after="120"/>
+      </w:pPr>
+      <w:r>
+        <w:rPr>
+          <w:rFonts w:ascii="Calibri" w:hAnsi="Calibri"/>
+          <w:b/>
+          <w:color w:val="1A1D26"/>
+          <w:sz w:val="28"/>
+        </w:rPr>
+        <w:t>PREDICT: Which ramp height do you predict will move the cup farthest? Why?</w:t>
+      </w:r>
+    </w:p>
+    <w:p>
+      <w:pPr>
+        <w:spacing w:after="120"/>
+      </w:pPr>
+      <w:r>
+        <w:rPr>
+          <w:rFonts w:ascii="Calibri" w:hAnsi="Calibri"/>
           <w:b w:val="0"/>
           <w:color w:val="1A1D26"/>
           <w:sz w:val="28"/>
         </w:rPr>
-        <w:t>One ball. Measure the vertical ramp height in centimeters. Measure how far the cup moves in centimeters.</w:t>
+        <w:t>________________________________________________________________</w:t>
+      </w:r>
+    </w:p>
+    <w:p>
+      <w:pPr>
+        <w:spacing w:after="120"/>
+      </w:pPr>
+      <w:r>
+        <w:rPr>
+          <w:rFonts w:ascii="Calibri" w:hAnsi="Calibri"/>
+          <w:b/>
+          <w:color w:val="1A1D26"/>
+          <w:sz w:val="28"/>
+        </w:rPr>
+        <w:t>FAIR TEST — keep the same:</w:t>
+      </w:r>
+    </w:p>
+    <w:p>
+      <w:pPr>
+        <w:spacing w:after="120"/>
+      </w:pPr>
+      <w:r>
+        <w:rPr>
+          <w:rFonts w:ascii="Calibri" w:hAnsi="Calibri"/>
+          <w:b w:val="0"/>
+          <w:color w:val="1A1D26"/>
+          <w:sz w:val="28"/>
+        </w:rPr>
+        <w:t>· same ball   · same ramp   · same release spot   · let go, do not push</w:t>
+      </w:r>
+    </w:p>
+    <w:p>
+      <w:pPr>
+        <w:spacing w:after="120"/>
+      </w:pPr>
+      <w:r>
+        <w:rPr>
+          <w:rFonts w:ascii="Calibri" w:hAnsi="Calibri"/>
+          <w:b w:val="0"/>
+          <w:color w:val="1A1D26"/>
+          <w:sz w:val="28"/>
+        </w:rPr>
+        <w:t>· same cup   · same cup starting spot   · same measuring method</w:t>
+      </w:r>
+    </w:p>
+    <w:p>
+      <w:pPr>
+        <w:spacing w:after="120"/>
+      </w:pPr>
+      <w:r>
+        <w:rPr>
+          <w:rFonts w:ascii="Calibri" w:hAnsi="Calibri"/>
+          <w:b w:val="0"/>
+          <w:color w:val="1A1D26"/>
+          <w:sz w:val="28"/>
+        </w:rPr>
+        <w:t>CHANGE ONE THING: ramp height.  MEASURE: ramp height (cm) and cup movement (cm).</w:t>
       </w:r>
     </w:p>
     <w:p>
@@ -92,26 +176,27 @@
         <w:tblLook w:firstColumn="1" w:firstRow="1" w:lastColumn="0" w:lastRow="0" w:noHBand="0" w:noVBand="1" w:val="04A0"/>
       </w:tblPr>
       <w:tblGrid>
-        <w:gridCol w:w="2045"/>
-        <w:gridCol w:w="2045"/>
-        <w:gridCol w:w="2045"/>
-        <w:gridCol w:w="2045"/>
-        <w:gridCol w:w="2045"/>
+        <w:gridCol w:w="1704"/>
+        <w:gridCol w:w="1704"/>
+        <w:gridCol w:w="1704"/>
+        <w:gridCol w:w="1704"/>
+        <w:gridCol w:w="1704"/>
+        <w:gridCol w:w="1704"/>
       </w:tblGrid>
       <w:tr>
         <w:tc>
           <w:tcPr>
-            <w:tcW w:type="dxa" w:w="2045"/>
+            <w:tcW w:type="dxa" w:w="1704"/>
           </w:tcPr>
           <w:p>
             <w:r>
-              <w:t>Books</w:t>
+              <w:t>Ramp setup</w:t>
             </w:r>
           </w:p>
         </w:tc>
         <w:tc>
           <w:tcPr>
-            <w:tcW w:type="dxa" w:w="2045"/>
+            <w:tcW w:type="dxa" w:w="1704"/>
           </w:tcPr>
           <w:p>
             <w:r>
@@ -121,7 +206,7 @@
         </w:tc>
         <w:tc>
           <w:tcPr>
-            <w:tcW w:type="dxa" w:w="2045"/>
+            <w:tcW w:type="dxa" w:w="1704"/>
           </w:tcPr>
           <w:p>
             <w:r>
@@ -131,7 +216,7 @@
         </w:tc>
         <w:tc>
           <w:tcPr>
-            <w:tcW w:type="dxa" w:w="2045"/>
+            <w:tcW w:type="dxa" w:w="1704"/>
           </w:tcPr>
           <w:p>
             <w:r>
@@ -141,7 +226,7 @@
         </w:tc>
         <w:tc>
           <w:tcPr>
-            <w:tcW w:type="dxa" w:w="2045"/>
+            <w:tcW w:type="dxa" w:w="1704"/>
           </w:tcPr>
           <w:p>
             <w:r>
@@ -149,39 +234,55 @@
             </w:r>
           </w:p>
         </w:tc>
+        <w:tc>
+          <w:tcPr>
+            <w:tcW w:type="dxa" w:w="1704"/>
+          </w:tcPr>
+          <w:p>
+            <w:r>
+              <w:t>Average (cm)</w:t>
+            </w:r>
+          </w:p>
+        </w:tc>
       </w:tr>
       <w:tr>
         <w:tc>
           <w:tcPr>
-            <w:tcW w:type="dxa" w:w="2045"/>
+            <w:tcW w:type="dxa" w:w="1704"/>
           </w:tcPr>
           <w:p>
             <w:r>
-              <w:t>1</w:t>
+              <w:t>1 book</w:t>
             </w:r>
           </w:p>
         </w:tc>
         <w:tc>
           <w:tcPr>
-            <w:tcW w:type="dxa" w:w="2045"/>
+            <w:tcW w:type="dxa" w:w="1704"/>
           </w:tcPr>
           <w:p/>
         </w:tc>
         <w:tc>
           <w:tcPr>
-            <w:tcW w:type="dxa" w:w="2045"/>
+            <w:tcW w:type="dxa" w:w="1704"/>
           </w:tcPr>
           <w:p/>
         </w:tc>
         <w:tc>
           <w:tcPr>
-            <w:tcW w:type="dxa" w:w="2045"/>
+            <w:tcW w:type="dxa" w:w="1704"/>
           </w:tcPr>
           <w:p/>
         </w:tc>
         <w:tc>
           <w:tcPr>
-            <w:tcW w:type="dxa" w:w="2045"/>
+            <w:tcW w:type="dxa" w:w="1704"/>
+          </w:tcPr>
+          <w:p/>
+        </w:tc>
+        <w:tc>
+          <w:tcPr>
+            <w:tcW w:type="dxa" w:w="1704"/>
           </w:tcPr>
           <w:p/>
         </w:tc>
@@ -189,35 +290,41 @@
       <w:tr>
         <w:tc>
           <w:tcPr>
-            <w:tcW w:type="dxa" w:w="2045"/>
+            <w:tcW w:type="dxa" w:w="1704"/>
           </w:tcPr>
           <w:p>
             <w:r>
-              <w:t>2</w:t>
+              <w:t>2 books</w:t>
             </w:r>
           </w:p>
         </w:tc>
         <w:tc>
           <w:tcPr>
-            <w:tcW w:type="dxa" w:w="2045"/>
+            <w:tcW w:type="dxa" w:w="1704"/>
           </w:tcPr>
           <w:p/>
         </w:tc>
         <w:tc>
           <w:tcPr>
-            <w:tcW w:type="dxa" w:w="2045"/>
+            <w:tcW w:type="dxa" w:w="1704"/>
           </w:tcPr>
           <w:p/>
         </w:tc>
         <w:tc>
           <w:tcPr>
-            <w:tcW w:type="dxa" w:w="2045"/>
+            <w:tcW w:type="dxa" w:w="1704"/>
           </w:tcPr>
           <w:p/>
         </w:tc>
         <w:tc>
           <w:tcPr>
-            <w:tcW w:type="dxa" w:w="2045"/>
+            <w:tcW w:type="dxa" w:w="1704"/>
+          </w:tcPr>
+          <w:p/>
+        </w:tc>
+        <w:tc>
+          <w:tcPr>
+            <w:tcW w:type="dxa" w:w="1704"/>
           </w:tcPr>
           <w:p/>
         </w:tc>
@@ -225,35 +332,41 @@
       <w:tr>
         <w:tc>
           <w:tcPr>
-            <w:tcW w:type="dxa" w:w="2045"/>
+            <w:tcW w:type="dxa" w:w="1704"/>
           </w:tcPr>
           <w:p>
             <w:r>
-              <w:t>3</w:t>
+              <w:t>3 books</w:t>
             </w:r>
           </w:p>
         </w:tc>
         <w:tc>
           <w:tcPr>
-            <w:tcW w:type="dxa" w:w="2045"/>
+            <w:tcW w:type="dxa" w:w="1704"/>
           </w:tcPr>
           <w:p/>
         </w:tc>
         <w:tc>
           <w:tcPr>
-            <w:tcW w:type="dxa" w:w="2045"/>
+            <w:tcW w:type="dxa" w:w="1704"/>
           </w:tcPr>
           <w:p/>
         </w:tc>
         <w:tc>
           <w:tcPr>
-            <w:tcW w:type="dxa" w:w="2045"/>
+            <w:tcW w:type="dxa" w:w="1704"/>
           </w:tcPr>
           <w:p/>
         </w:tc>
         <w:tc>
           <w:tcPr>
-            <w:tcW w:type="dxa" w:w="2045"/>
+            <w:tcW w:type="dxa" w:w="1704"/>
+          </w:tcPr>
+          <w:p/>
+        </w:tc>
+        <w:tc>
+          <w:tcPr>
+            <w:tcW w:type="dxa" w:w="1704"/>
           </w:tcPr>
           <w:p/>
         </w:tc>
@@ -283,21 +396,7 @@
           <w:color w:val="1A1D26"/>
           <w:sz w:val="28"/>
         </w:rPr>
-        <w:t>Average cup movement (cm):   1 book ________    2 books ________    3 books ________</w:t>
-      </w:r>
-    </w:p>
-    <w:p>
-      <w:pPr>
-        <w:spacing w:after="120"/>
-      </w:pPr>
-      <w:r>
-        <w:rPr>
-          <w:rFonts w:ascii="Calibri" w:hAnsi="Calibri"/>
-          <w:b w:val="0"/>
-          <w:color w:val="1A1D26"/>
-          <w:sz w:val="28"/>
-        </w:rPr>
-        <w:t>Graph: ramp height (cm) on one axis. Average cup movement (cm) on the other. Do not label an axis as speed.</w:t>
+        <w:t>GRAPH: ramp height (cm) on the x-axis. Average cup movement (cm) on the y-axis. Do not label an axis as speed.</w:t>
       </w:r>
     </w:p>
     <w:p>
@@ -326,6 +425,230 @@
           <w:sz w:val="28"/>
         </w:rPr>
         <w:t>My closest result: ________ cm. Did it go past 30 cm?  yes / no</w:t>
+      </w:r>
+    </w:p>
+    <w:p>
+      <w:pPr>
+        <w:spacing w:after="120"/>
+      </w:pPr>
+      <w:r>
+        <w:rPr>
+          <w:rFonts w:ascii="Calibri" w:hAnsi="Calibri"/>
+          <w:b/>
+          <w:color w:val="1A1D26"/>
+          <w:sz w:val="28"/>
+        </w:rPr>
+        <w:t>READ THE DATA: Which ramp height had the greatest average cup movement?</w:t>
+      </w:r>
+    </w:p>
+    <w:p>
+      <w:pPr>
+        <w:spacing w:after="120"/>
+      </w:pPr>
+      <w:r>
+        <w:rPr>
+          <w:rFonts w:ascii="Calibri" w:hAnsi="Calibri"/>
+          <w:b w:val="0"/>
+          <w:color w:val="1A1D26"/>
+          <w:sz w:val="28"/>
+        </w:rPr>
+        <w:t>________________________________________________________________</w:t>
+      </w:r>
+    </w:p>
+    <w:p>
+      <w:pPr>
+        <w:spacing w:after="120"/>
+      </w:pPr>
+      <w:r>
+        <w:rPr>
+          <w:rFonts w:ascii="Calibri" w:hAnsi="Calibri"/>
+          <w:b/>
+          <w:color w:val="1A1D26"/>
+          <w:sz w:val="28"/>
+        </w:rPr>
+        <w:t>COMPARE: Compare your 1-book and 3-book averages. Which moved the cup farther?</w:t>
+      </w:r>
+    </w:p>
+    <w:p>
+      <w:pPr>
+        <w:spacing w:after="120"/>
+      </w:pPr>
+      <w:r>
+        <w:rPr>
+          <w:rFonts w:ascii="Calibri" w:hAnsi="Calibri"/>
+          <w:b w:val="0"/>
+          <w:color w:val="1A1D26"/>
+          <w:sz w:val="28"/>
+        </w:rPr>
+        <w:t>________________________________________________________________</w:t>
+      </w:r>
+    </w:p>
+    <w:p>
+      <w:pPr>
+        <w:spacing w:after="120"/>
+      </w:pPr>
+      <w:r>
+        <w:rPr>
+          <w:rFonts w:ascii="Calibri" w:hAnsi="Calibri"/>
+          <w:b/>
+          <w:color w:val="1A1D26"/>
+          <w:sz w:val="28"/>
+        </w:rPr>
+        <w:t>NOTICE THE PATTERN: As ramp height increased, what happened to the average cup movement?</w:t>
+      </w:r>
+    </w:p>
+    <w:p>
+      <w:pPr>
+        <w:spacing w:after="120"/>
+      </w:pPr>
+      <w:r>
+        <w:rPr>
+          <w:rFonts w:ascii="Calibri" w:hAnsi="Calibri"/>
+          <w:b w:val="0"/>
+          <w:color w:val="1A1D26"/>
+          <w:sz w:val="28"/>
+        </w:rPr>
+        <w:t>________________________________________________________________</w:t>
+      </w:r>
+    </w:p>
+    <w:p>
+      <w:pPr>
+        <w:spacing w:after="120"/>
+      </w:pPr>
+      <w:r>
+        <w:rPr>
+          <w:rFonts w:ascii="Calibri" w:hAnsi="Calibri"/>
+          <w:b/>
+          <w:color w:val="1A1D26"/>
+          <w:sz w:val="28"/>
+        </w:rPr>
+        <w:t>CONNECT TO SPEED: The Reader says objects pick up more speed on steeper ramps. Which setup gave the same ball more speed?</w:t>
+      </w:r>
+    </w:p>
+    <w:p>
+      <w:pPr>
+        <w:spacing w:after="120"/>
+      </w:pPr>
+      <w:r>
+        <w:rPr>
+          <w:rFonts w:ascii="Calibri" w:hAnsi="Calibri"/>
+          <w:b w:val="0"/>
+          <w:color w:val="1A1D26"/>
+          <w:sz w:val="28"/>
+        </w:rPr>
+        <w:t>________________________________________________________________</w:t>
+      </w:r>
+    </w:p>
+    <w:p>
+      <w:pPr>
+        <w:spacing w:after="120"/>
+      </w:pPr>
+      <w:r>
+        <w:rPr>
+          <w:rFonts w:ascii="Calibri" w:hAnsi="Calibri"/>
+          <w:b/>
+          <w:color w:val="1A1D26"/>
+          <w:sz w:val="28"/>
+        </w:rPr>
+        <w:t>CLAIM: When the same object moves faster, it has __________ energy of motion.</w:t>
+      </w:r>
+    </w:p>
+    <w:p>
+      <w:pPr>
+        <w:spacing w:after="120"/>
+      </w:pPr>
+      <w:r>
+        <w:rPr>
+          <w:rFonts w:ascii="Calibri" w:hAnsi="Calibri"/>
+          <w:b/>
+          <w:color w:val="1A1D26"/>
+          <w:sz w:val="28"/>
+        </w:rPr>
+        <w:t>EVIDENCE: Write TWO actual average cup-movement values from your table that support your claim.</w:t>
+      </w:r>
+    </w:p>
+    <w:p>
+      <w:pPr>
+        <w:spacing w:after="120"/>
+      </w:pPr>
+      <w:r>
+        <w:rPr>
+          <w:rFonts w:ascii="Calibri" w:hAnsi="Calibri"/>
+          <w:b w:val="0"/>
+          <w:color w:val="1A1D26"/>
+          <w:sz w:val="28"/>
+        </w:rPr>
+        <w:t>____________________  and  ____________________</w:t>
+      </w:r>
+    </w:p>
+    <w:p>
+      <w:pPr>
+        <w:spacing w:after="120"/>
+      </w:pPr>
+      <w:r>
+        <w:rPr>
+          <w:rFonts w:ascii="Calibri" w:hAnsi="Calibri"/>
+          <w:b/>
+          <w:color w:val="1A1D26"/>
+          <w:sz w:val="28"/>
+        </w:rPr>
+        <w:t>REASONING: Explain how those two values support your claim.</w:t>
+      </w:r>
+    </w:p>
+    <w:p>
+      <w:pPr>
+        <w:spacing w:after="120"/>
+      </w:pPr>
+      <w:r>
+        <w:rPr>
+          <w:rFonts w:ascii="Calibri" w:hAnsi="Calibri"/>
+          <w:b w:val="0"/>
+          <w:color w:val="1A1D26"/>
+          <w:sz w:val="28"/>
+        </w:rPr>
+        <w:t>________________________________________________________________</w:t>
+      </w:r>
+    </w:p>
+    <w:p>
+      <w:pPr>
+        <w:spacing w:after="120"/>
+      </w:pPr>
+      <w:r>
+        <w:rPr>
+          <w:rFonts w:ascii="Calibri" w:hAnsi="Calibri"/>
+          <w:b w:val="0"/>
+          <w:color w:val="1A1D26"/>
+          <w:sz w:val="28"/>
+        </w:rPr>
+        <w:t>________________________________________________________________</w:t>
+      </w:r>
+    </w:p>
+    <w:p>
+      <w:pPr>
+        <w:spacing w:after="120"/>
+      </w:pPr>
+      <w:r>
+        <w:rPr>
+          <w:rFonts w:ascii="Calibri" w:hAnsi="Calibri"/>
+          <w:b/>
+          <w:color w:val="1A1D26"/>
+          <w:sz w:val="28"/>
+        </w:rPr>
+        <w:t>EXTEND YOUR THINKING: If you tested a ramp height between two of your tested heights, what cup movement would you predict? Explain using your graph.</w:t>
+      </w:r>
+    </w:p>
+    <w:p>
+      <w:pPr>
+        <w:spacing w:after="120"/>
+      </w:pPr>
+      <w:r>
+        <w:rPr>
+          <w:rFonts w:ascii="Calibri" w:hAnsi="Calibri"/>
+          <w:b w:val="0"/>
+          <w:color w:val="1A1D26"/>
+          <w:sz w:val="28"/>
+        </w:rPr>
+        <w:t>________________________________________________________________</w:t>
       </w:r>
     </w:p>
     <w:sectPr>

--- a/production/worksheets/03-ch3-ramp-it-up-student.docx
+++ b/production/worksheets/03-ch3-ramp-it-up-student.docx
@@ -10,6 +10,7 @@
         <w:rPr>
           <w:rFonts w:ascii="Calibri" w:hAnsi="Calibri"/>
           <w:b/>
+          <w:i w:val="0"/>
           <w:color w:val="1B4FC2"/>
           <w:sz w:val="36"/>
         </w:rPr>
@@ -24,6 +25,7 @@
         <w:rPr>
           <w:rFonts w:ascii="Calibri" w:hAnsi="Calibri"/>
           <w:b/>
+          <w:i w:val="0"/>
           <w:color w:val="1A1D26"/>
           <w:sz w:val="24"/>
         </w:rPr>
@@ -38,6 +40,7 @@
         <w:rPr>
           <w:rFonts w:ascii="Calibri" w:hAnsi="Calibri"/>
           <w:b w:val="0"/>
+          <w:i w:val="0"/>
           <w:color w:val="1A1D26"/>
           <w:sz w:val="28"/>
         </w:rPr>
@@ -52,6 +55,7 @@
         <w:rPr>
           <w:rFonts w:ascii="Calibri" w:hAnsi="Calibri"/>
           <w:b/>
+          <w:i w:val="0"/>
           <w:color w:val="1A1D26"/>
           <w:sz w:val="28"/>
         </w:rPr>
@@ -66,6 +70,7 @@
         <w:rPr>
           <w:rFonts w:ascii="Calibri" w:hAnsi="Calibri"/>
           <w:b/>
+          <w:i w:val="0"/>
           <w:color w:val="1A1D26"/>
           <w:sz w:val="28"/>
         </w:rPr>
@@ -80,6 +85,7 @@
         <w:rPr>
           <w:rFonts w:ascii="Calibri" w:hAnsi="Calibri"/>
           <w:b w:val="0"/>
+          <w:i w:val="0"/>
           <w:color w:val="1A1D26"/>
           <w:sz w:val="28"/>
         </w:rPr>
@@ -94,6 +100,7 @@
         <w:rPr>
           <w:rFonts w:ascii="Calibri" w:hAnsi="Calibri"/>
           <w:b/>
+          <w:i w:val="0"/>
           <w:color w:val="1A1D26"/>
           <w:sz w:val="28"/>
         </w:rPr>
@@ -108,6 +115,7 @@
         <w:rPr>
           <w:rFonts w:ascii="Calibri" w:hAnsi="Calibri"/>
           <w:b w:val="0"/>
+          <w:i w:val="0"/>
           <w:color w:val="1A1D26"/>
           <w:sz w:val="28"/>
         </w:rPr>
@@ -122,6 +130,7 @@
         <w:rPr>
           <w:rFonts w:ascii="Calibri" w:hAnsi="Calibri"/>
           <w:b w:val="0"/>
+          <w:i w:val="0"/>
           <w:color w:val="1A1D26"/>
           <w:sz w:val="28"/>
         </w:rPr>
@@ -136,6 +145,7 @@
         <w:rPr>
           <w:rFonts w:ascii="Calibri" w:hAnsi="Calibri"/>
           <w:b w:val="0"/>
+          <w:i w:val="0"/>
           <w:color w:val="1A1D26"/>
           <w:sz w:val="28"/>
         </w:rPr>
@@ -150,6 +160,7 @@
         <w:rPr>
           <w:rFonts w:ascii="Calibri" w:hAnsi="Calibri"/>
           <w:b w:val="0"/>
+          <w:i w:val="0"/>
           <w:color w:val="1A1D26"/>
           <w:sz w:val="28"/>
         </w:rPr>
@@ -164,6 +175,7 @@
         <w:rPr>
           <w:rFonts w:ascii="Calibri" w:hAnsi="Calibri"/>
           <w:b w:val="0"/>
+          <w:i w:val="0"/>
           <w:color w:val="1A1D26"/>
           <w:sz w:val="28"/>
         </w:rPr>
@@ -174,6 +186,14 @@
       <w:tblPr>
         <w:tblW w:type="auto" w:w="0"/>
         <w:tblLook w:firstColumn="1" w:firstRow="1" w:lastColumn="0" w:lastRow="0" w:noHBand="0" w:noVBand="1" w:val="04A0"/>
+        <w:tblBorders>
+          <w:top w:val="single" w:sz="6" w:color="1A1D26"/>
+          <w:left w:val="single" w:sz="6" w:color="1A1D26"/>
+          <w:bottom w:val="single" w:sz="6" w:color="1A1D26"/>
+          <w:right w:val="single" w:sz="6" w:color="1A1D26"/>
+          <w:insideH w:val="single" w:sz="6" w:color="1A1D26"/>
+          <w:insideV w:val="single" w:sz="6" w:color="1A1D26"/>
+        </w:tblBorders>
       </w:tblPr>
       <w:tblGrid>
         <w:gridCol w:w="1704"/>
@@ -190,7 +210,10 @@
           </w:tcPr>
           <w:p>
             <w:r>
-              <w:t>Ramp setup</w:t>
+              <w:rPr>
+                <w:b/>
+              </w:rPr>
+              <w:t>Condition / books</w:t>
             </w:r>
           </w:p>
         </w:tc>
@@ -200,7 +223,10 @@
           </w:tcPr>
           <w:p>
             <w:r>
-              <w:t>Ramp height (cm)</w:t>
+              <w:rPr>
+                <w:b/>
+              </w:rPr>
+              <w:t>Actual ramp height (cm)</w:t>
             </w:r>
           </w:p>
         </w:tc>
@@ -210,7 +236,10 @@
           </w:tcPr>
           <w:p>
             <w:r>
-              <w:t>Trial 1 (cm)</w:t>
+              <w:rPr>
+                <w:b/>
+              </w:rPr>
+              <w:t>Trial 1 cup movement (cm)</w:t>
             </w:r>
           </w:p>
         </w:tc>
@@ -220,7 +249,10 @@
           </w:tcPr>
           <w:p>
             <w:r>
-              <w:t>Trial 2 (cm)</w:t>
+              <w:rPr>
+                <w:b/>
+              </w:rPr>
+              <w:t>Trial 2 cup movement (cm)</w:t>
             </w:r>
           </w:p>
         </w:tc>
@@ -230,7 +262,10 @@
           </w:tcPr>
           <w:p>
             <w:r>
-              <w:t>Trial 3 (cm)</w:t>
+              <w:rPr>
+                <w:b/>
+              </w:rPr>
+              <w:t>Trial 3 cup movement (cm)</w:t>
             </w:r>
           </w:p>
         </w:tc>
@@ -240,7 +275,10 @@
           </w:tcPr>
           <w:p>
             <w:r>
-              <w:t>Average (cm)</w:t>
+              <w:rPr>
+                <w:b/>
+              </w:rPr>
+              <w:t>Average cup movement (cm)</w:t>
             </w:r>
           </w:p>
         </w:tc>
@@ -380,6 +418,7 @@
         <w:rPr>
           <w:rFonts w:ascii="Calibri" w:hAnsi="Calibri"/>
           <w:b w:val="0"/>
+          <w:i w:val="0"/>
           <w:color w:val="1A1D26"/>
           <w:sz w:val="28"/>
         </w:rPr>
@@ -393,10 +432,11 @@
         <w:rPr>
           <w:rFonts w:ascii="Calibri" w:hAnsi="Calibri"/>
           <w:b/>
+          <w:i w:val="0"/>
           <w:color w:val="1A1D26"/>
           <w:sz w:val="28"/>
         </w:rPr>
-        <w:t>GRAPH: ramp height (cm) on the x-axis. Average cup movement (cm) on the y-axis. Do not label an axis as speed.</w:t>
+        <w:t>GRAPH: Plot your three averages. Do not label an axis as speed.</w:t>
       </w:r>
     </w:p>
     <w:p>
@@ -407,6 +447,444 @@
         <w:rPr>
           <w:rFonts w:ascii="Calibri" w:hAnsi="Calibri"/>
           <w:b w:val="0"/>
+          <w:i/>
+          <w:color w:val="1A1D26"/>
+          <w:sz w:val="24"/>
+        </w:rPr>
+        <w:t>y-axis — Average cup movement (cm)</w:t>
+      </w:r>
+    </w:p>
+    <w:tbl>
+      <w:tblPr>
+        <w:tblW w:type="auto" w:w="0"/>
+        <w:tblLook w:firstColumn="1" w:firstRow="1" w:lastColumn="0" w:lastRow="0" w:noHBand="0" w:noVBand="1" w:val="04A0"/>
+        <w:tblBorders>
+          <w:top w:val="single" w:sz="6" w:color="1A1D26"/>
+          <w:left w:val="single" w:sz="6" w:color="1A1D26"/>
+          <w:bottom w:val="single" w:sz="6" w:color="1A1D26"/>
+          <w:right w:val="single" w:sz="6" w:color="1A1D26"/>
+          <w:insideH w:val="single" w:sz="6" w:color="1A1D26"/>
+          <w:insideV w:val="single" w:sz="6" w:color="1A1D26"/>
+        </w:tblBorders>
+      </w:tblPr>
+      <w:tblGrid>
+        <w:gridCol w:w="1704"/>
+        <w:gridCol w:w="1704"/>
+        <w:gridCol w:w="1704"/>
+        <w:gridCol w:w="1704"/>
+        <w:gridCol w:w="1704"/>
+        <w:gridCol w:w="1704"/>
+      </w:tblGrid>
+      <w:tr>
+        <w:trPr>
+          <w:trHeight w:val="480" w:hRule="atLeast"/>
+        </w:trPr>
+        <w:tc>
+          <w:tcPr>
+            <w:tcW w:type="dxa" w:w="1704"/>
+          </w:tcPr>
+          <w:p>
+            <w:r/>
+          </w:p>
+        </w:tc>
+        <w:tc>
+          <w:tcPr>
+            <w:tcW w:type="dxa" w:w="1704"/>
+          </w:tcPr>
+          <w:p>
+            <w:r/>
+          </w:p>
+        </w:tc>
+        <w:tc>
+          <w:tcPr>
+            <w:tcW w:type="dxa" w:w="1704"/>
+          </w:tcPr>
+          <w:p>
+            <w:r/>
+          </w:p>
+        </w:tc>
+        <w:tc>
+          <w:tcPr>
+            <w:tcW w:type="dxa" w:w="1704"/>
+          </w:tcPr>
+          <w:p>
+            <w:r/>
+          </w:p>
+        </w:tc>
+        <w:tc>
+          <w:tcPr>
+            <w:tcW w:type="dxa" w:w="1704"/>
+          </w:tcPr>
+          <w:p>
+            <w:r/>
+          </w:p>
+        </w:tc>
+        <w:tc>
+          <w:tcPr>
+            <w:tcW w:type="dxa" w:w="1704"/>
+          </w:tcPr>
+          <w:p>
+            <w:r/>
+          </w:p>
+        </w:tc>
+      </w:tr>
+      <w:tr>
+        <w:trPr>
+          <w:trHeight w:val="480" w:hRule="atLeast"/>
+        </w:trPr>
+        <w:tc>
+          <w:tcPr>
+            <w:tcW w:type="dxa" w:w="1704"/>
+          </w:tcPr>
+          <w:p>
+            <w:r/>
+          </w:p>
+        </w:tc>
+        <w:tc>
+          <w:tcPr>
+            <w:tcW w:type="dxa" w:w="1704"/>
+          </w:tcPr>
+          <w:p>
+            <w:r/>
+          </w:p>
+        </w:tc>
+        <w:tc>
+          <w:tcPr>
+            <w:tcW w:type="dxa" w:w="1704"/>
+          </w:tcPr>
+          <w:p>
+            <w:r/>
+          </w:p>
+        </w:tc>
+        <w:tc>
+          <w:tcPr>
+            <w:tcW w:type="dxa" w:w="1704"/>
+          </w:tcPr>
+          <w:p>
+            <w:r/>
+          </w:p>
+        </w:tc>
+        <w:tc>
+          <w:tcPr>
+            <w:tcW w:type="dxa" w:w="1704"/>
+          </w:tcPr>
+          <w:p>
+            <w:r/>
+          </w:p>
+        </w:tc>
+        <w:tc>
+          <w:tcPr>
+            <w:tcW w:type="dxa" w:w="1704"/>
+          </w:tcPr>
+          <w:p>
+            <w:r/>
+          </w:p>
+        </w:tc>
+      </w:tr>
+      <w:tr>
+        <w:trPr>
+          <w:trHeight w:val="480" w:hRule="atLeast"/>
+        </w:trPr>
+        <w:tc>
+          <w:tcPr>
+            <w:tcW w:type="dxa" w:w="1704"/>
+          </w:tcPr>
+          <w:p>
+            <w:r/>
+          </w:p>
+        </w:tc>
+        <w:tc>
+          <w:tcPr>
+            <w:tcW w:type="dxa" w:w="1704"/>
+          </w:tcPr>
+          <w:p>
+            <w:r/>
+          </w:p>
+        </w:tc>
+        <w:tc>
+          <w:tcPr>
+            <w:tcW w:type="dxa" w:w="1704"/>
+          </w:tcPr>
+          <w:p>
+            <w:r/>
+          </w:p>
+        </w:tc>
+        <w:tc>
+          <w:tcPr>
+            <w:tcW w:type="dxa" w:w="1704"/>
+          </w:tcPr>
+          <w:p>
+            <w:r/>
+          </w:p>
+        </w:tc>
+        <w:tc>
+          <w:tcPr>
+            <w:tcW w:type="dxa" w:w="1704"/>
+          </w:tcPr>
+          <w:p>
+            <w:r/>
+          </w:p>
+        </w:tc>
+        <w:tc>
+          <w:tcPr>
+            <w:tcW w:type="dxa" w:w="1704"/>
+          </w:tcPr>
+          <w:p>
+            <w:r/>
+          </w:p>
+        </w:tc>
+      </w:tr>
+      <w:tr>
+        <w:trPr>
+          <w:trHeight w:val="480" w:hRule="atLeast"/>
+        </w:trPr>
+        <w:tc>
+          <w:tcPr>
+            <w:tcW w:type="dxa" w:w="1704"/>
+          </w:tcPr>
+          <w:p>
+            <w:r/>
+          </w:p>
+        </w:tc>
+        <w:tc>
+          <w:tcPr>
+            <w:tcW w:type="dxa" w:w="1704"/>
+          </w:tcPr>
+          <w:p>
+            <w:r/>
+          </w:p>
+        </w:tc>
+        <w:tc>
+          <w:tcPr>
+            <w:tcW w:type="dxa" w:w="1704"/>
+          </w:tcPr>
+          <w:p>
+            <w:r/>
+          </w:p>
+        </w:tc>
+        <w:tc>
+          <w:tcPr>
+            <w:tcW w:type="dxa" w:w="1704"/>
+          </w:tcPr>
+          <w:p>
+            <w:r/>
+          </w:p>
+        </w:tc>
+        <w:tc>
+          <w:tcPr>
+            <w:tcW w:type="dxa" w:w="1704"/>
+          </w:tcPr>
+          <w:p>
+            <w:r/>
+          </w:p>
+        </w:tc>
+        <w:tc>
+          <w:tcPr>
+            <w:tcW w:type="dxa" w:w="1704"/>
+          </w:tcPr>
+          <w:p>
+            <w:r/>
+          </w:p>
+        </w:tc>
+      </w:tr>
+      <w:tr>
+        <w:trPr>
+          <w:trHeight w:val="480" w:hRule="atLeast"/>
+        </w:trPr>
+        <w:tc>
+          <w:tcPr>
+            <w:tcW w:type="dxa" w:w="1704"/>
+          </w:tcPr>
+          <w:p>
+            <w:r/>
+          </w:p>
+        </w:tc>
+        <w:tc>
+          <w:tcPr>
+            <w:tcW w:type="dxa" w:w="1704"/>
+          </w:tcPr>
+          <w:p>
+            <w:r/>
+          </w:p>
+        </w:tc>
+        <w:tc>
+          <w:tcPr>
+            <w:tcW w:type="dxa" w:w="1704"/>
+          </w:tcPr>
+          <w:p>
+            <w:r/>
+          </w:p>
+        </w:tc>
+        <w:tc>
+          <w:tcPr>
+            <w:tcW w:type="dxa" w:w="1704"/>
+          </w:tcPr>
+          <w:p>
+            <w:r/>
+          </w:p>
+        </w:tc>
+        <w:tc>
+          <w:tcPr>
+            <w:tcW w:type="dxa" w:w="1704"/>
+          </w:tcPr>
+          <w:p>
+            <w:r/>
+          </w:p>
+        </w:tc>
+        <w:tc>
+          <w:tcPr>
+            <w:tcW w:type="dxa" w:w="1704"/>
+          </w:tcPr>
+          <w:p>
+            <w:r/>
+          </w:p>
+        </w:tc>
+      </w:tr>
+      <w:tr>
+        <w:trPr>
+          <w:trHeight w:val="480" w:hRule="atLeast"/>
+        </w:trPr>
+        <w:tc>
+          <w:tcPr>
+            <w:tcW w:type="dxa" w:w="1704"/>
+          </w:tcPr>
+          <w:p>
+            <w:r/>
+          </w:p>
+        </w:tc>
+        <w:tc>
+          <w:tcPr>
+            <w:tcW w:type="dxa" w:w="1704"/>
+          </w:tcPr>
+          <w:p>
+            <w:r/>
+          </w:p>
+        </w:tc>
+        <w:tc>
+          <w:tcPr>
+            <w:tcW w:type="dxa" w:w="1704"/>
+          </w:tcPr>
+          <w:p>
+            <w:r/>
+          </w:p>
+        </w:tc>
+        <w:tc>
+          <w:tcPr>
+            <w:tcW w:type="dxa" w:w="1704"/>
+          </w:tcPr>
+          <w:p>
+            <w:r/>
+          </w:p>
+        </w:tc>
+        <w:tc>
+          <w:tcPr>
+            <w:tcW w:type="dxa" w:w="1704"/>
+          </w:tcPr>
+          <w:p>
+            <w:r/>
+          </w:p>
+        </w:tc>
+        <w:tc>
+          <w:tcPr>
+            <w:tcW w:type="dxa" w:w="1704"/>
+          </w:tcPr>
+          <w:p>
+            <w:r/>
+          </w:p>
+        </w:tc>
+      </w:tr>
+      <w:tr>
+        <w:trPr>
+          <w:trHeight w:val="480" w:hRule="atLeast"/>
+        </w:trPr>
+        <w:tc>
+          <w:tcPr>
+            <w:tcW w:type="dxa" w:w="1704"/>
+          </w:tcPr>
+          <w:p>
+            <w:r/>
+          </w:p>
+        </w:tc>
+        <w:tc>
+          <w:tcPr>
+            <w:tcW w:type="dxa" w:w="1704"/>
+          </w:tcPr>
+          <w:p>
+            <w:r/>
+          </w:p>
+        </w:tc>
+        <w:tc>
+          <w:tcPr>
+            <w:tcW w:type="dxa" w:w="1704"/>
+          </w:tcPr>
+          <w:p>
+            <w:r/>
+          </w:p>
+        </w:tc>
+        <w:tc>
+          <w:tcPr>
+            <w:tcW w:type="dxa" w:w="1704"/>
+          </w:tcPr>
+          <w:p>
+            <w:r/>
+          </w:p>
+        </w:tc>
+        <w:tc>
+          <w:tcPr>
+            <w:tcW w:type="dxa" w:w="1704"/>
+          </w:tcPr>
+          <w:p>
+            <w:r/>
+          </w:p>
+        </w:tc>
+        <w:tc>
+          <w:tcPr>
+            <w:tcW w:type="dxa" w:w="1704"/>
+          </w:tcPr>
+          <w:p>
+            <w:r/>
+          </w:p>
+        </w:tc>
+      </w:tr>
+    </w:tbl>
+    <w:p>
+      <w:pPr>
+        <w:spacing w:after="120"/>
+      </w:pPr>
+      <w:r>
+        <w:rPr>
+          <w:rFonts w:ascii="Calibri" w:hAnsi="Calibri"/>
+          <w:b w:val="0"/>
+          <w:i w:val="0"/>
+          <w:color w:val="1A1D26"/>
+          <w:sz w:val="28"/>
+        </w:rPr>
+      </w:r>
+    </w:p>
+    <w:p>
+      <w:pPr>
+        <w:spacing w:after="120"/>
+      </w:pPr>
+      <w:r>
+        <w:rPr>
+          <w:rFonts w:ascii="Calibri" w:hAnsi="Calibri"/>
+          <w:b w:val="0"/>
+          <w:i/>
+          <w:color w:val="1A1D26"/>
+          <w:sz w:val="24"/>
+        </w:rPr>
+        <w:t>x-axis — Actual ramp height (cm)</w:t>
+      </w:r>
+    </w:p>
+    <w:p>
+      <w:pPr>
+        <w:spacing w:after="120"/>
+      </w:pPr>
+      <w:r>
+        <w:rPr>
+          <w:rFonts w:ascii="Calibri" w:hAnsi="Calibri"/>
+          <w:b w:val="0"/>
+          <w:i w:val="0"/>
           <w:color w:val="1A1D26"/>
           <w:sz w:val="28"/>
         </w:rPr>
@@ -421,6 +899,7 @@
         <w:rPr>
           <w:rFonts w:ascii="Calibri" w:hAnsi="Calibri"/>
           <w:b w:val="0"/>
+          <w:i w:val="0"/>
           <w:color w:val="1A1D26"/>
           <w:sz w:val="28"/>
         </w:rPr>
@@ -435,6 +914,7 @@
         <w:rPr>
           <w:rFonts w:ascii="Calibri" w:hAnsi="Calibri"/>
           <w:b/>
+          <w:i w:val="0"/>
           <w:color w:val="1A1D26"/>
           <w:sz w:val="28"/>
         </w:rPr>
@@ -449,6 +929,7 @@
         <w:rPr>
           <w:rFonts w:ascii="Calibri" w:hAnsi="Calibri"/>
           <w:b w:val="0"/>
+          <w:i w:val="0"/>
           <w:color w:val="1A1D26"/>
           <w:sz w:val="28"/>
         </w:rPr>
@@ -463,6 +944,7 @@
         <w:rPr>
           <w:rFonts w:ascii="Calibri" w:hAnsi="Calibri"/>
           <w:b/>
+          <w:i w:val="0"/>
           <w:color w:val="1A1D26"/>
           <w:sz w:val="28"/>
         </w:rPr>
@@ -477,6 +959,7 @@
         <w:rPr>
           <w:rFonts w:ascii="Calibri" w:hAnsi="Calibri"/>
           <w:b w:val="0"/>
+          <w:i w:val="0"/>
           <w:color w:val="1A1D26"/>
           <w:sz w:val="28"/>
         </w:rPr>
@@ -491,6 +974,7 @@
         <w:rPr>
           <w:rFonts w:ascii="Calibri" w:hAnsi="Calibri"/>
           <w:b/>
+          <w:i w:val="0"/>
           <w:color w:val="1A1D26"/>
           <w:sz w:val="28"/>
         </w:rPr>
@@ -505,6 +989,7 @@
         <w:rPr>
           <w:rFonts w:ascii="Calibri" w:hAnsi="Calibri"/>
           <w:b w:val="0"/>
+          <w:i w:val="0"/>
           <w:color w:val="1A1D26"/>
           <w:sz w:val="28"/>
         </w:rPr>
@@ -519,6 +1004,7 @@
         <w:rPr>
           <w:rFonts w:ascii="Calibri" w:hAnsi="Calibri"/>
           <w:b/>
+          <w:i w:val="0"/>
           <w:color w:val="1A1D26"/>
           <w:sz w:val="28"/>
         </w:rPr>
@@ -533,6 +1019,7 @@
         <w:rPr>
           <w:rFonts w:ascii="Calibri" w:hAnsi="Calibri"/>
           <w:b w:val="0"/>
+          <w:i w:val="0"/>
           <w:color w:val="1A1D26"/>
           <w:sz w:val="28"/>
         </w:rPr>
@@ -547,6 +1034,37 @@
         <w:rPr>
           <w:rFonts w:ascii="Calibri" w:hAnsi="Calibri"/>
           <w:b/>
+          <w:i w:val="0"/>
+          <w:color w:val="1A1D26"/>
+          <w:sz w:val="28"/>
+        </w:rPr>
+        <w:t>CONNECT TO ENERGY: The Reader says the faster the ball is moving, the greater its energy of motion. Which setup gave the same ball more energy of motion?</w:t>
+      </w:r>
+    </w:p>
+    <w:p>
+      <w:pPr>
+        <w:spacing w:after="120"/>
+      </w:pPr>
+      <w:r>
+        <w:rPr>
+          <w:rFonts w:ascii="Calibri" w:hAnsi="Calibri"/>
+          <w:b w:val="0"/>
+          <w:i w:val="0"/>
+          <w:color w:val="1A1D26"/>
+          <w:sz w:val="28"/>
+        </w:rPr>
+        <w:t>________________________________________________________________</w:t>
+      </w:r>
+    </w:p>
+    <w:p>
+      <w:pPr>
+        <w:spacing w:after="120"/>
+      </w:pPr>
+      <w:r>
+        <w:rPr>
+          <w:rFonts w:ascii="Calibri" w:hAnsi="Calibri"/>
+          <w:b/>
+          <w:i w:val="0"/>
           <w:color w:val="1A1D26"/>
           <w:sz w:val="28"/>
         </w:rPr>
@@ -561,6 +1079,7 @@
         <w:rPr>
           <w:rFonts w:ascii="Calibri" w:hAnsi="Calibri"/>
           <w:b/>
+          <w:i w:val="0"/>
           <w:color w:val="1A1D26"/>
           <w:sz w:val="28"/>
         </w:rPr>
@@ -575,6 +1094,7 @@
         <w:rPr>
           <w:rFonts w:ascii="Calibri" w:hAnsi="Calibri"/>
           <w:b w:val="0"/>
+          <w:i w:val="0"/>
           <w:color w:val="1A1D26"/>
           <w:sz w:val="28"/>
         </w:rPr>
@@ -589,6 +1109,7 @@
         <w:rPr>
           <w:rFonts w:ascii="Calibri" w:hAnsi="Calibri"/>
           <w:b/>
+          <w:i w:val="0"/>
           <w:color w:val="1A1D26"/>
           <w:sz w:val="28"/>
         </w:rPr>
@@ -603,6 +1124,7 @@
         <w:rPr>
           <w:rFonts w:ascii="Calibri" w:hAnsi="Calibri"/>
           <w:b w:val="0"/>
+          <w:i w:val="0"/>
           <w:color w:val="1A1D26"/>
           <w:sz w:val="28"/>
         </w:rPr>
@@ -617,6 +1139,7 @@
         <w:rPr>
           <w:rFonts w:ascii="Calibri" w:hAnsi="Calibri"/>
           <w:b w:val="0"/>
+          <w:i w:val="0"/>
           <w:color w:val="1A1D26"/>
           <w:sz w:val="28"/>
         </w:rPr>
@@ -631,6 +1154,7 @@
         <w:rPr>
           <w:rFonts w:ascii="Calibri" w:hAnsi="Calibri"/>
           <w:b/>
+          <w:i w:val="0"/>
           <w:color w:val="1A1D26"/>
           <w:sz w:val="28"/>
         </w:rPr>
@@ -645,6 +1169,7 @@
         <w:rPr>
           <w:rFonts w:ascii="Calibri" w:hAnsi="Calibri"/>
           <w:b w:val="0"/>
+          <w:i w:val="0"/>
           <w:color w:val="1A1D26"/>
           <w:sz w:val="28"/>
         </w:rPr>
